--- a/templates/UND_template.docx
+++ b/templates/UND_template.docx
@@ -1541,14 +1541,6 @@
           <w:szCs w:val="24"/>
         </w:rPr>
         <w:t xml:space="preserve"> </w:t>
-      </w:r>
-      <w:r>
-        <w:rPr>
-          <w:rFonts w:ascii="Arial" w:hAnsi="Arial" w:cs="Arial"/>
-          <w:sz w:val="24"/>
-          <w:szCs w:val="24"/>
-        </w:rPr>
-        <w:t>{{jam}}</w:t>
       </w:r>
       <w:r>
         <w:rPr>
@@ -3454,6 +3446,7 @@
   <w:style w:type="character" w:default="1" w:styleId="DefaultParagraphFont">
     <w:name w:val="Default Paragraph Font"/>
     <w:uiPriority w:val="1"/>
+    <w:semiHidden/>
     <w:unhideWhenUsed/>
   </w:style>
   <w:style w:type="table" w:default="1" w:styleId="TableNormal">

--- a/templates/UND_template.docx
+++ b/templates/UND_template.docx
@@ -1541,6 +1541,22 @@
           <w:szCs w:val="24"/>
         </w:rPr>
         <w:t xml:space="preserve"> </w:t>
+      </w:r>
+      <w:r>
+        <w:rPr>
+          <w:rFonts w:ascii="Arial" w:hAnsi="Arial" w:cs="Arial"/>
+          <w:sz w:val="24"/>
+          <w:szCs w:val="24"/>
+        </w:rPr>
+        <w:t>{</w:t>
+      </w:r>
+      <w:r>
+        <w:rPr>
+          <w:rFonts w:ascii="Arial" w:hAnsi="Arial" w:cs="Arial"/>
+          <w:sz w:val="24"/>
+          <w:szCs w:val="24"/>
+        </w:rPr>
+        <w:t>{jam}}</w:t>
       </w:r>
       <w:r>
         <w:rPr>

--- a/templates/UND_template.docx
+++ b/templates/UND_template.docx
@@ -1615,63 +1615,7 @@
           <w:sz w:val="24"/>
           <w:szCs w:val="24"/>
         </w:rPr>
-        <w:t>Aula Kantor</w:t>
-      </w:r>
-      <w:r>
-        <w:rPr>
-          <w:rFonts w:ascii="Arial" w:hAnsi="Arial" w:cs="Arial"/>
-          <w:sz w:val="24"/>
-          <w:szCs w:val="24"/>
-        </w:rPr>
-        <w:t xml:space="preserve"> </w:t>
-      </w:r>
-      <w:r>
-        <w:rPr>
-          <w:rFonts w:ascii="Arial" w:hAnsi="Arial" w:cs="Arial"/>
-          <w:sz w:val="24"/>
-          <w:szCs w:val="24"/>
-        </w:rPr>
-        <w:t>KIP</w:t>
-      </w:r>
-      <w:r>
-        <w:rPr>
-          <w:rFonts w:ascii="Arial" w:hAnsi="Arial" w:cs="Arial"/>
-          <w:sz w:val="24"/>
-          <w:szCs w:val="24"/>
-        </w:rPr>
-        <w:t xml:space="preserve"> </w:t>
-      </w:r>
-      <w:r>
-        <w:rPr>
-          <w:rFonts w:ascii="Arial" w:hAnsi="Arial" w:cs="Arial"/>
-          <w:sz w:val="24"/>
-          <w:szCs w:val="24"/>
-        </w:rPr>
-        <w:t>Kabupaten</w:t>
-      </w:r>
-      <w:r>
-        <w:rPr>
-          <w:rFonts w:ascii="Arial" w:hAnsi="Arial" w:cs="Arial"/>
-          <w:sz w:val="24"/>
-          <w:szCs w:val="24"/>
-        </w:rPr>
-        <w:t xml:space="preserve"> </w:t>
-      </w:r>
-      <w:r>
-        <w:rPr>
-          <w:rFonts w:ascii="Arial" w:hAnsi="Arial" w:cs="Arial"/>
-          <w:sz w:val="24"/>
-          <w:szCs w:val="24"/>
-        </w:rPr>
-        <w:t>Pidie Jay</w:t>
-      </w:r>
-      <w:r>
-        <w:rPr>
-          <w:rFonts w:ascii="Arial" w:hAnsi="Arial" w:cs="Arial"/>
-          <w:sz w:val="24"/>
-          <w:szCs w:val="24"/>
-        </w:rPr>
-        <w:t>a</w:t>
+        <w:t>[[tempat]]</w:t>
       </w:r>
     </w:p>
     <w:p>

--- a/templates/UND_template.docx
+++ b/templates/UND_template.docx
@@ -1906,6 +1906,14 @@
           <w:sz w:val="24"/>
           <w:szCs w:val="24"/>
         </w:rPr>
+        <w:tab/>
+      </w:r>
+      <w:r>
+        <w:rPr>
+          <w:rFonts w:ascii="Arial" w:hAnsi="Arial" w:cs="Arial"/>
+          <w:sz w:val="24"/>
+          <w:szCs w:val="24"/>
+        </w:rPr>
         <w:t>Ketua</w:t>
       </w:r>
       <w:r>
@@ -1921,7 +1929,7 @@
       <w:tblPr>
         <w:tblStyle w:val="TableGrid"/>
         <w:tblW w:w="0" w:type="auto"/>
-        <w:tblInd w:w="4106" w:type="dxa"/>
+        <w:tblInd w:w="5949" w:type="dxa"/>
         <w:tblBorders>
           <w:top w:val="none" w:sz="0" w:space="0" w:color="auto"/>
           <w:left w:val="none" w:sz="0" w:space="0" w:color="auto"/>
@@ -1933,12 +1941,12 @@
         <w:tblLook w:val="04A0" w:firstRow="1" w:lastRow="0" w:firstColumn="1" w:lastColumn="0" w:noHBand="0" w:noVBand="1"/>
       </w:tblPr>
       <w:tblGrid>
-        <w:gridCol w:w="5523"/>
+        <w:gridCol w:w="3680"/>
       </w:tblGrid>
       <w:tr>
         <w:tc>
           <w:tcPr>
-            <w:tcW w:w="5523" w:type="dxa"/>
+            <w:tcW w:w="3680" w:type="dxa"/>
           </w:tcPr>
           <w:p>
             <w:pPr>
@@ -1948,7 +1956,6 @@
                 <w:tab w:val="left" w:pos="5940"/>
               </w:tabs>
               <w:spacing w:line="276" w:lineRule="auto"/>
-              <w:jc w:val="center"/>
               <w:rPr>
                 <w:rFonts w:ascii="Arial" w:hAnsi="Arial" w:cs="Arial"/>
                 <w:sz w:val="24"/>
@@ -1971,6 +1978,14 @@
                 <w:szCs w:val="24"/>
               </w:rPr>
             </w:pPr>
+            <w:r>
+              <w:rPr>
+                <w:rFonts w:ascii="Arial" w:hAnsi="Arial" w:cs="Arial"/>
+                <w:sz w:val="24"/>
+                <w:szCs w:val="24"/>
+              </w:rPr>
+              <w:t>${ttd_pengirim}</w:t>
+            </w:r>
           </w:p>
           <w:p>
             <w:pPr>
@@ -1980,6 +1995,7 @@
                 <w:tab w:val="left" w:pos="5940"/>
               </w:tabs>
               <w:spacing w:line="276" w:lineRule="auto"/>
+              <w:jc w:val="center"/>
               <w:rPr>
                 <w:rFonts w:ascii="Arial" w:hAnsi="Arial" w:cs="Arial"/>
                 <w:sz w:val="24"/>
@@ -2008,7 +2024,7 @@
     <w:p>
       <w:pPr>
         <w:spacing w:after="0"/>
-        <w:ind w:firstLine="4111"/>
+        <w:ind w:left="2369" w:firstLine="3391"/>
         <w:jc w:val="center"/>
         <w:rPr>
           <w:rFonts w:ascii="Arial" w:hAnsi="Arial" w:cs="Arial"/>
@@ -2016,6 +2032,14 @@
           <w:szCs w:val="24"/>
         </w:rPr>
       </w:pPr>
+      <w:r>
+        <w:rPr>
+          <w:rFonts w:ascii="Arial" w:hAnsi="Arial" w:cs="Arial"/>
+          <w:sz w:val="24"/>
+          <w:szCs w:val="24"/>
+        </w:rPr>
+        <w:t xml:space="preserve">   </w:t>
+      </w:r>
       <w:r>
         <w:rPr>
           <w:rFonts w:ascii="Arial" w:hAnsi="Arial" w:cs="Arial"/>
